--- a/data/cvs/cv_172_Prescott_Data_Software_Engineer___Level_1.docx
+++ b/data/cvs/cv_172_Prescott_Data_Software_Engineer___Level_1.docx
@@ -86,7 +86,7 @@
         <w:rPr>
           <w:sz w:val="20"/>
         </w:rPr>
-        <w:t>Full Stack Developer with a focus on AI-powered solutions, currently building production systems at Copy Cat Group. I work across the entire stack, from Python backends and REST APIs to React frontends, with a recent emphasis on AI integration. My experience includes developing full-stack applications, integrating AI automation, and collaborating on backend logic and deployment. I'm skilled in JavaScript, Python, and a range of tools including Git, Docker, and cloud platforms.</w:t>
+        <w:t>Full Stack Developer with a focus on AI-driven solutions, currently building production systems at Copy Cat Group. I work across the entire stack, from Python backends and REST APIs to React frontends, with a recent emphasis on AI integration. My experience includes developing full-stack applications, creating AI training datasets, and implementing automation tools — across both enterprise and startup environments in Kenya and the U.S.</w:t>
       </w:r>
     </w:p>
     <w:p>
@@ -209,7 +209,7 @@
         <w:rPr>
           <w:sz w:val="20"/>
         </w:rPr>
-        <w:t>n8n, Playwright, APScheduler, Web Scraping, REST APIs, Git, GitHub, Postman, VS Code, Jira, Trello, Slack, HubSpot, Figma, Docker</w:t>
+        <w:t>n8n, Playwright, APScheduler, Web Scraping, REST APIs</w:t>
       </w:r>
     </w:p>
     <w:p>
@@ -227,7 +227,7 @@
         <w:rPr>
           <w:sz w:val="20"/>
         </w:rPr>
-        <w:t>Oracle Cloud, Google Cloud Platform</w:t>
+        <w:t>Oracle Cloud, Google Cloud Platform, Docker</w:t>
       </w:r>
     </w:p>
     <w:p>
@@ -325,7 +325,7 @@
         <w:rPr>
           <w:sz w:val="20"/>
         </w:rPr>
-        <w:t>Authoring technical documentation: BRD, SDD, and system design specifications for enterprise architecture.</w:t>
+        <w:t>Authoring technical documentation: BRD, SDD, and System Design Document for enterprise architecture.</w:t>
       </w:r>
     </w:p>
     <w:p>
@@ -407,7 +407,7 @@
         <w:rPr>
           <w:sz w:val="20"/>
         </w:rPr>
-        <w:t>Built and delivered full-stack solutions, including UI components, API optimisation, and CMS-based website systems.</w:t>
+        <w:t>Built full-stack solutions for diverse U.S. clients, including UI components, API optimisation, and CMS-based websites.</w:t>
       </w:r>
     </w:p>
     <w:p>
@@ -442,7 +442,7 @@
         <w:rPr>
           <w:sz w:val="20"/>
         </w:rPr>
-        <w:t>Performed intent detection and utterance verification for health and agriculture AI systems, ensuring high-quality multilingual training data.</w:t>
+        <w:t>Performed intent detection, slot tagging, and utterance verification for health and agriculture AI systems.</w:t>
       </w:r>
     </w:p>
     <w:p>
